--- a/SDBoard/Documentation/Schematic Design.docx
+++ b/SDBoard/Documentation/Schematic Design.docx
@@ -309,7 +309,11 @@
         </w:drawing>
       </w:r>
     </w:p>
-    <w:p/>
+    <w:p>
+      <w:r>
+        <w:t>Overall design is a 5V input with 3V regulator</w:t>
+      </w:r>
+    </w:p>
     <w:sectPr>
       <w:pgSz w:w="12240" w:h="15840"/>
       <w:pgMar w:top="1440" w:right="1440" w:bottom="1440" w:left="1440" w:header="720" w:footer="720" w:gutter="0"/>

--- a/SDBoard/Documentation/Schematic Design.docx
+++ b/SDBoard/Documentation/Schematic Design.docx
@@ -143,7 +143,15 @@
         </w:numPr>
       </w:pPr>
       <w:r>
-        <w:t>0.1 uF ceramic for SD decoupling</w:t>
+        <w:t xml:space="preserve">0.1 </w:t>
+      </w:r>
+      <w:proofErr w:type="spellStart"/>
+      <w:r>
+        <w:t>uF</w:t>
+      </w:r>
+      <w:proofErr w:type="spellEnd"/>
+      <w:r>
+        <w:t xml:space="preserve"> ceramic for SD decoupling</w:t>
       </w:r>
     </w:p>
     <w:p>
@@ -272,6 +280,9 @@
         <w:t xml:space="preserve"> </w:t>
       </w:r>
       <w:r>
+        <w:rPr>
+          <w:noProof/>
+        </w:rPr>
         <w:drawing>
           <wp:inline distT="0" distB="0" distL="0" distR="0" wp14:anchorId="611E0016" wp14:editId="4612AFFE">
             <wp:extent cx="5943600" cy="3446780"/>
@@ -313,6 +324,298 @@
       <w:r>
         <w:t>Overall design is a 5V input with 3V regulator</w:t>
       </w:r>
+    </w:p>
+    <w:p/>
+    <w:p/>
+    <w:p/>
+    <w:p>
+      <w:r>
+        <w:lastRenderedPageBreak/>
+        <w:drawing>
+          <wp:inline distT="0" distB="0" distL="0" distR="0" wp14:anchorId="60879E1B" wp14:editId="4DC94FC5">
+            <wp:extent cx="4054191" cy="3970364"/>
+            <wp:effectExtent l="0" t="0" r="3810" b="0"/>
+            <wp:docPr id="1002930856" name="Picture 1"/>
+            <wp:cNvGraphicFramePr>
+              <a:graphicFrameLocks xmlns:a="http://schemas.openxmlformats.org/drawingml/2006/main" noChangeAspect="1"/>
+            </wp:cNvGraphicFramePr>
+            <a:graphic xmlns:a="http://schemas.openxmlformats.org/drawingml/2006/main">
+              <a:graphicData uri="http://schemas.openxmlformats.org/drawingml/2006/picture">
+                <pic:pic xmlns:pic="http://schemas.openxmlformats.org/drawingml/2006/picture">
+                  <pic:nvPicPr>
+                    <pic:cNvPr id="1002930856" name=""/>
+                    <pic:cNvPicPr/>
+                  </pic:nvPicPr>
+                  <pic:blipFill>
+                    <a:blip r:embed="rId7"/>
+                    <a:stretch>
+                      <a:fillRect/>
+                    </a:stretch>
+                  </pic:blipFill>
+                  <pic:spPr>
+                    <a:xfrm>
+                      <a:off x="0" y="0"/>
+                      <a:ext cx="4054191" cy="3970364"/>
+                    </a:xfrm>
+                    <a:prstGeom prst="rect">
+                      <a:avLst/>
+                    </a:prstGeom>
+                  </pic:spPr>
+                </pic:pic>
+              </a:graphicData>
+            </a:graphic>
+          </wp:inline>
+        </w:drawing>
+      </w:r>
+    </w:p>
+    <w:p/>
+    <w:p/>
+    <w:p>
+      <w:r>
+        <w:t>Pin Setups:</w:t>
+      </w:r>
+    </w:p>
+    <w:p>
+      <w:pPr>
+        <w:pStyle w:val="ListParagraph"/>
+        <w:numPr>
+          <w:ilvl w:val="0"/>
+          <w:numId w:val="1"/>
+        </w:numPr>
+      </w:pPr>
+      <w:r>
+        <w:t xml:space="preserve">RP2350 </w:t>
+      </w:r>
+    </w:p>
+    <w:p>
+      <w:pPr>
+        <w:pStyle w:val="ListParagraph"/>
+        <w:numPr>
+          <w:ilvl w:val="1"/>
+          <w:numId w:val="1"/>
+        </w:numPr>
+      </w:pPr>
+      <w:r>
+        <w:t>GP18 to microSD CLK</w:t>
+      </w:r>
+    </w:p>
+    <w:p>
+      <w:pPr>
+        <w:pStyle w:val="ListParagraph"/>
+        <w:numPr>
+          <w:ilvl w:val="1"/>
+          <w:numId w:val="1"/>
+        </w:numPr>
+      </w:pPr>
+      <w:r>
+        <w:t>GP19 to microSD CMD</w:t>
+      </w:r>
+    </w:p>
+    <w:p>
+      <w:pPr>
+        <w:pStyle w:val="ListParagraph"/>
+        <w:numPr>
+          <w:ilvl w:val="1"/>
+          <w:numId w:val="1"/>
+        </w:numPr>
+      </w:pPr>
+      <w:r>
+        <w:t>GP16 to DAT0</w:t>
+      </w:r>
+    </w:p>
+    <w:p>
+      <w:pPr>
+        <w:pStyle w:val="ListParagraph"/>
+        <w:numPr>
+          <w:ilvl w:val="1"/>
+          <w:numId w:val="1"/>
+        </w:numPr>
+      </w:pPr>
+      <w:r>
+        <w:t>GP17 to CD/DAT3</w:t>
+      </w:r>
+    </w:p>
+    <w:p>
+      <w:pPr>
+        <w:pStyle w:val="ListParagraph"/>
+        <w:numPr>
+          <w:ilvl w:val="1"/>
+          <w:numId w:val="1"/>
+        </w:numPr>
+      </w:pPr>
+      <w:r>
+        <w:t>GP20 for manual card detection</w:t>
+      </w:r>
+    </w:p>
+    <w:p>
+      <w:pPr>
+        <w:pStyle w:val="ListParagraph"/>
+        <w:numPr>
+          <w:ilvl w:val="0"/>
+          <w:numId w:val="1"/>
+        </w:numPr>
+      </w:pPr>
+      <w:r>
+        <w:t>Molex Socket</w:t>
+      </w:r>
+    </w:p>
+    <w:p>
+      <w:pPr>
+        <w:pStyle w:val="ListParagraph"/>
+        <w:numPr>
+          <w:ilvl w:val="1"/>
+          <w:numId w:val="1"/>
+        </w:numPr>
+      </w:pPr>
+      <w:r>
+        <w:t>Pin 1 – Floating</w:t>
+      </w:r>
+    </w:p>
+    <w:p>
+      <w:pPr>
+        <w:pStyle w:val="ListParagraph"/>
+        <w:numPr>
+          <w:ilvl w:val="1"/>
+          <w:numId w:val="1"/>
+        </w:numPr>
+      </w:pPr>
+      <w:r>
+        <w:t>Pin 2 – CS</w:t>
+      </w:r>
+    </w:p>
+    <w:p>
+      <w:pPr>
+        <w:pStyle w:val="ListParagraph"/>
+        <w:numPr>
+          <w:ilvl w:val="1"/>
+          <w:numId w:val="1"/>
+        </w:numPr>
+      </w:pPr>
+      <w:r>
+        <w:t>Pin 3 – MOSI</w:t>
+      </w:r>
+    </w:p>
+    <w:p>
+      <w:pPr>
+        <w:pStyle w:val="ListParagraph"/>
+        <w:numPr>
+          <w:ilvl w:val="1"/>
+          <w:numId w:val="1"/>
+        </w:numPr>
+      </w:pPr>
+      <w:r>
+        <w:t>Pin 4 – 3.3V</w:t>
+      </w:r>
+    </w:p>
+    <w:p>
+      <w:pPr>
+        <w:pStyle w:val="ListParagraph"/>
+        <w:numPr>
+          <w:ilvl w:val="1"/>
+          <w:numId w:val="1"/>
+        </w:numPr>
+      </w:pPr>
+      <w:r>
+        <w:t>Pin 5 – SCK</w:t>
+      </w:r>
+    </w:p>
+    <w:p>
+      <w:pPr>
+        <w:pStyle w:val="ListParagraph"/>
+        <w:numPr>
+          <w:ilvl w:val="1"/>
+          <w:numId w:val="1"/>
+        </w:numPr>
+      </w:pPr>
+      <w:r>
+        <w:t>Pin 6 – GND</w:t>
+      </w:r>
+    </w:p>
+    <w:p>
+      <w:pPr>
+        <w:pStyle w:val="ListParagraph"/>
+        <w:numPr>
+          <w:ilvl w:val="1"/>
+          <w:numId w:val="1"/>
+        </w:numPr>
+      </w:pPr>
+      <w:r>
+        <w:t>Pin 7 – MISO</w:t>
+      </w:r>
+    </w:p>
+    <w:p>
+      <w:pPr>
+        <w:pStyle w:val="ListParagraph"/>
+        <w:numPr>
+          <w:ilvl w:val="1"/>
+          <w:numId w:val="1"/>
+        </w:numPr>
+      </w:pPr>
+      <w:r>
+        <w:lastRenderedPageBreak/>
+        <w:t>Pin 8 – Floating</w:t>
+      </w:r>
+    </w:p>
+    <w:p>
+      <w:pPr>
+        <w:pStyle w:val="ListParagraph"/>
+        <w:numPr>
+          <w:ilvl w:val="1"/>
+          <w:numId w:val="1"/>
+        </w:numPr>
+      </w:pPr>
+      <w:r>
+        <w:t>SW1/2 – GPIO input and GND</w:t>
+      </w:r>
+    </w:p>
+    <w:p>
+      <w:pPr>
+        <w:pStyle w:val="ListParagraph"/>
+        <w:numPr>
+          <w:ilvl w:val="1"/>
+          <w:numId w:val="1"/>
+        </w:numPr>
+      </w:pPr>
+      <w:r>
+        <w:t>Shell tabs – GND</w:t>
+      </w:r>
+    </w:p>
+    <w:p>
+      <w:pPr>
+        <w:pStyle w:val="ListParagraph"/>
+        <w:numPr>
+          <w:ilvl w:val="0"/>
+          <w:numId w:val="1"/>
+        </w:numPr>
+      </w:pPr>
+      <w:r>
+        <w:t>Voltage regulator</w:t>
+      </w:r>
+    </w:p>
+    <w:p>
+      <w:pPr>
+        <w:pStyle w:val="ListParagraph"/>
+        <w:numPr>
+          <w:ilvl w:val="1"/>
+          <w:numId w:val="1"/>
+        </w:numPr>
+      </w:pPr>
+      <w:r>
+        <w:t xml:space="preserve">Utilize capacitors for input </w:t>
+      </w:r>
+      <w:proofErr w:type="spellStart"/>
+      <w:r>
+        <w:t>fluctutaions</w:t>
+      </w:r>
+      <w:proofErr w:type="spellEnd"/>
+      <w:r>
+        <w:t xml:space="preserve"> and filter noise</w:t>
+      </w:r>
+    </w:p>
+    <w:p>
+      <w:pPr>
+        <w:pStyle w:val="ListParagraph"/>
+      </w:pPr>
     </w:p>
     <w:sectPr>
       <w:pgSz w:w="12240" w:h="15840"/>
@@ -1047,6 +1350,7 @@
   <w:style w:type="character" w:default="1" w:styleId="DefaultParagraphFont">
     <w:name w:val="Default Paragraph Font"/>
     <w:uiPriority w:val="1"/>
+    <w:semiHidden/>
     <w:unhideWhenUsed/>
   </w:style>
   <w:style w:type="table" w:default="1" w:styleId="TableNormal">
